--- a/course/程序设计基础（C&C++）Ⅰ/2025/教案/25JX31801-程序设计基础（C&C++）Ⅰ-教案.docx
+++ b/course/程序设计基础（C&C++）Ⅰ/2025/教案/25JX31801-程序设计基础（C&C++）Ⅰ-教案.docx
@@ -1980,7 +1980,7 @@
               <w:spacing w:before="0" w:after="0" w:line="252" w:lineRule="auto"/>
             </w:pPr>
             <w:r>
-              <w:t>总评成绩 = 平时成绩×40% + 期末考试×60%</w:t>
+              <w:t>总评成绩 = 平时表现×20% + 课程作业×20% + 期末考试×60%（与课程教学大纲一致）</w:t>
             </w:r>
             <w:r>
               <w:rPr>
